--- a/UT2_AVANZADO/Act2.2_Firebase/Act2.2_Firebase.docx
+++ b/UT2_AVANZADO/Act2.2_Firebase/Act2.2_Firebase.docx
@@ -2363,6 +2363,9 @@
     </w:p>
     <w:p>
       <w:r>
+        <w:rPr>
+          <w:noProof/>
+        </w:rPr>
         <w:drawing>
           <wp:anchor distT="0" distB="0" distL="114300" distR="114300" simplePos="0" relativeHeight="251664384" behindDoc="1" locked="0" layoutInCell="1" allowOverlap="1" wp14:anchorId="70AE6078" wp14:editId="72AFA20A">
             <wp:simplePos x="0" y="0"/>
@@ -2432,7 +2435,7 @@
           <w:noProof/>
         </w:rPr>
         <w:drawing>
-          <wp:anchor distT="0" distB="0" distL="114300" distR="114300" simplePos="0" relativeHeight="251663360" behindDoc="1" locked="0" layoutInCell="1" allowOverlap="1" wp14:anchorId="48A31F54" wp14:editId="1FE7896D">
+          <wp:anchor distT="0" distB="0" distL="114300" distR="114300" simplePos="0" relativeHeight="251663360" behindDoc="1" locked="0" layoutInCell="1" allowOverlap="1" wp14:anchorId="48A31F54" wp14:editId="52EEBEEB">
             <wp:simplePos x="0" y="0"/>
             <wp:positionH relativeFrom="column">
               <wp:posOffset>-447444</wp:posOffset>
@@ -2498,6 +2501,9 @@
     </w:p>
     <w:p>
       <w:r>
+        <w:rPr>
+          <w:noProof/>
+        </w:rPr>
         <w:drawing>
           <wp:anchor distT="0" distB="0" distL="114300" distR="114300" simplePos="0" relativeHeight="251665408" behindDoc="1" locked="0" layoutInCell="1" allowOverlap="1" wp14:anchorId="5673BF49" wp14:editId="00A4D121">
             <wp:simplePos x="0" y="0"/>
@@ -2576,6 +2582,9 @@
     <w:p/>
     <w:p>
       <w:r>
+        <w:rPr>
+          <w:noProof/>
+        </w:rPr>
         <w:drawing>
           <wp:anchor distT="0" distB="0" distL="114300" distR="114300" simplePos="0" relativeHeight="251666432" behindDoc="1" locked="0" layoutInCell="1" allowOverlap="1" wp14:anchorId="04BAC34C" wp14:editId="6B1F03F4">
             <wp:simplePos x="0" y="0"/>
@@ -2672,6 +2681,216 @@
     <w:p/>
     <w:p/>
     <w:p/>
+    <w:p>
+      <w:pPr>
+        <w:pStyle w:val="Ttulo2"/>
+      </w:pPr>
+      <w:r>
+        <w:t>2.</w:t>
+      </w:r>
+      <w:r>
+        <w:t>3</w:t>
+      </w:r>
+      <w:r>
+        <w:t xml:space="preserve"> </w:t>
+      </w:r>
+      <w:r>
+        <w:t>INTEGRAR FIREBASE EN EL PROYECTO LOCAL</w:t>
+      </w:r>
+    </w:p>
+    <w:p/>
+    <w:p>
+      <w:r>
+        <w:t xml:space="preserve"> </w:t>
+      </w:r>
+      <w:r>
+        <w:t>Generamos y descargamos el json de configuración de Google.</w:t>
+      </w:r>
+    </w:p>
+    <w:p>
+      <w:r>
+        <w:drawing>
+          <wp:anchor distT="0" distB="0" distL="114300" distR="114300" simplePos="0" relativeHeight="251667456" behindDoc="1" locked="0" layoutInCell="1" allowOverlap="1" wp14:anchorId="1E18A278" wp14:editId="181E0692">
+            <wp:simplePos x="0" y="0"/>
+            <wp:positionH relativeFrom="column">
+              <wp:posOffset>325</wp:posOffset>
+            </wp:positionH>
+            <wp:positionV relativeFrom="paragraph">
+              <wp:posOffset>42327</wp:posOffset>
+            </wp:positionV>
+            <wp:extent cx="3746500" cy="2694305"/>
+            <wp:effectExtent l="0" t="0" r="6350" b="0"/>
+            <wp:wrapTight wrapText="bothSides">
+              <wp:wrapPolygon edited="0">
+                <wp:start x="0" y="0"/>
+                <wp:lineTo x="0" y="21381"/>
+                <wp:lineTo x="21527" y="21381"/>
+                <wp:lineTo x="21527" y="0"/>
+                <wp:lineTo x="0" y="0"/>
+              </wp:wrapPolygon>
+            </wp:wrapTight>
+            <wp:docPr id="2117629418" name="Imagen 1"/>
+            <wp:cNvGraphicFramePr>
+              <a:graphicFrameLocks xmlns:a="http://schemas.openxmlformats.org/drawingml/2006/main" noChangeAspect="1"/>
+            </wp:cNvGraphicFramePr>
+            <a:graphic xmlns:a="http://schemas.openxmlformats.org/drawingml/2006/main">
+              <a:graphicData uri="http://schemas.openxmlformats.org/drawingml/2006/picture">
+                <pic:pic xmlns:pic="http://schemas.openxmlformats.org/drawingml/2006/picture">
+                  <pic:nvPicPr>
+                    <pic:cNvPr id="2117629418" name=""/>
+                    <pic:cNvPicPr/>
+                  </pic:nvPicPr>
+                  <pic:blipFill>
+                    <a:blip r:embed="rId17" cstate="print">
+                      <a:extLst>
+                        <a:ext uri="{28A0092B-C50C-407E-A947-70E740481C1C}">
+                          <a14:useLocalDpi xmlns:a14="http://schemas.microsoft.com/office/drawing/2010/main" val="0"/>
+                        </a:ext>
+                      </a:extLst>
+                    </a:blip>
+                    <a:stretch>
+                      <a:fillRect/>
+                    </a:stretch>
+                  </pic:blipFill>
+                  <pic:spPr>
+                    <a:xfrm>
+                      <a:off x="0" y="0"/>
+                      <a:ext cx="3746500" cy="2694305"/>
+                    </a:xfrm>
+                    <a:prstGeom prst="rect">
+                      <a:avLst/>
+                    </a:prstGeom>
+                  </pic:spPr>
+                </pic:pic>
+              </a:graphicData>
+            </a:graphic>
+            <wp14:sizeRelH relativeFrom="margin">
+              <wp14:pctWidth>0</wp14:pctWidth>
+            </wp14:sizeRelH>
+            <wp14:sizeRelV relativeFrom="margin">
+              <wp14:pctHeight>0</wp14:pctHeight>
+            </wp14:sizeRelV>
+          </wp:anchor>
+        </w:drawing>
+      </w:r>
+    </w:p>
+    <w:p/>
+    <w:p/>
+    <w:p/>
+    <w:p/>
+    <w:p/>
+    <w:p/>
+    <w:p/>
+    <w:p/>
+    <w:p/>
+    <w:p>
+      <w:r>
+        <w:t>A continuación, cambiando el explorador a vista Proyecto, añadimos el archivo en la raíz de la app.</w:t>
+      </w:r>
+    </w:p>
+    <w:p>
+      <w:r>
+        <w:drawing>
+          <wp:anchor distT="0" distB="0" distL="114300" distR="114300" simplePos="0" relativeHeight="251668480" behindDoc="1" locked="0" layoutInCell="1" allowOverlap="1" wp14:anchorId="7573DB8E" wp14:editId="0384C8F5">
+            <wp:simplePos x="0" y="0"/>
+            <wp:positionH relativeFrom="column">
+              <wp:posOffset>1438910</wp:posOffset>
+            </wp:positionH>
+            <wp:positionV relativeFrom="paragraph">
+              <wp:posOffset>62865</wp:posOffset>
+            </wp:positionV>
+            <wp:extent cx="2781300" cy="3661410"/>
+            <wp:effectExtent l="0" t="0" r="0" b="0"/>
+            <wp:wrapTight wrapText="bothSides">
+              <wp:wrapPolygon edited="0">
+                <wp:start x="0" y="0"/>
+                <wp:lineTo x="0" y="21465"/>
+                <wp:lineTo x="21452" y="21465"/>
+                <wp:lineTo x="21452" y="0"/>
+                <wp:lineTo x="0" y="0"/>
+              </wp:wrapPolygon>
+            </wp:wrapTight>
+            <wp:docPr id="30665759" name="Imagen 1"/>
+            <wp:cNvGraphicFramePr>
+              <a:graphicFrameLocks xmlns:a="http://schemas.openxmlformats.org/drawingml/2006/main" noChangeAspect="1"/>
+            </wp:cNvGraphicFramePr>
+            <a:graphic xmlns:a="http://schemas.openxmlformats.org/drawingml/2006/main">
+              <a:graphicData uri="http://schemas.openxmlformats.org/drawingml/2006/picture">
+                <pic:pic xmlns:pic="http://schemas.openxmlformats.org/drawingml/2006/picture">
+                  <pic:nvPicPr>
+                    <pic:cNvPr id="30665759" name=""/>
+                    <pic:cNvPicPr/>
+                  </pic:nvPicPr>
+                  <pic:blipFill>
+                    <a:blip r:embed="rId18">
+                      <a:extLst>
+                        <a:ext uri="{28A0092B-C50C-407E-A947-70E740481C1C}">
+                          <a14:useLocalDpi xmlns:a14="http://schemas.microsoft.com/office/drawing/2010/main" val="0"/>
+                        </a:ext>
+                      </a:extLst>
+                    </a:blip>
+                    <a:stretch>
+                      <a:fillRect/>
+                    </a:stretch>
+                  </pic:blipFill>
+                  <pic:spPr>
+                    <a:xfrm>
+                      <a:off x="0" y="0"/>
+                      <a:ext cx="2781300" cy="3661410"/>
+                    </a:xfrm>
+                    <a:prstGeom prst="rect">
+                      <a:avLst/>
+                    </a:prstGeom>
+                  </pic:spPr>
+                </pic:pic>
+              </a:graphicData>
+            </a:graphic>
+            <wp14:sizeRelH relativeFrom="margin">
+              <wp14:pctWidth>0</wp14:pctWidth>
+            </wp14:sizeRelH>
+            <wp14:sizeRelV relativeFrom="margin">
+              <wp14:pctHeight>0</wp14:pctHeight>
+            </wp14:sizeRelV>
+          </wp:anchor>
+        </w:drawing>
+      </w:r>
+    </w:p>
+    <w:p/>
+    <w:p/>
+    <w:p/>
+    <w:p/>
+    <w:p/>
+    <w:p/>
+    <w:p/>
+    <w:p/>
+    <w:p/>
+    <w:p/>
+    <w:p/>
+    <w:p/>
+    <w:p/>
+    <w:p>
+      <w:r>
+        <w:t xml:space="preserve">Como nos informa el asistente de la consola de firebase, para </w:t>
+      </w:r>
+    </w:p>
+    <w:p/>
+    <w:p/>
+    <w:p/>
+    <w:p/>
+    <w:p/>
+    <w:p/>
+    <w:p/>
+    <w:p/>
+    <w:p/>
+    <w:p/>
+    <w:p/>
+    <w:p/>
+    <w:p/>
+    <w:p/>
+    <w:p/>
+    <w:p/>
+    <w:p/>
+    <w:p/>
     <w:p/>
     <w:p/>
     <w:p/>
@@ -2680,8 +2899,8 @@
     <w:p/>
     <w:p/>
     <w:sectPr>
-      <w:headerReference w:type="default" r:id="rId17"/>
-      <w:footerReference w:type="default" r:id="rId18"/>
+      <w:headerReference w:type="default" r:id="rId19"/>
+      <w:footerReference w:type="default" r:id="rId20"/>
       <w:pgSz w:w="11906" w:h="16838"/>
       <w:pgMar w:top="1417" w:right="1701" w:bottom="1417" w:left="1701" w:header="708" w:footer="708" w:gutter="0"/>
       <w:cols w:space="708"/>
